--- a/files/Warshmallows AI.docx
+++ b/files/Warshmallows AI.docx
@@ -379,8 +379,6 @@
         </w:rPr>
         <w:t>meaning the enemy will jump only on the first frame it makes contact with the trigger, assuming the enemy was on the ground that is.</w:t>
       </w:r>
-      <w:bookmarkStart w:id="0" w:name="_GoBack"/>
-      <w:bookmarkEnd w:id="0"/>
     </w:p>
     <w:p>
       <w:pPr>
@@ -765,40 +763,17 @@
           <w:sz w:val="36"/>
           <w:szCs w:val="36"/>
         </w:rPr>
+        <w:br w:type="page"/>
+      </w:r>
+      <w:bookmarkStart w:id="0" w:name="_GoBack"/>
+      <w:bookmarkEnd w:id="0"/>
+      <w:r>
+        <w:rPr>
+          <w:sz w:val="36"/>
+          <w:szCs w:val="36"/>
+        </w:rPr>
         <w:lastRenderedPageBreak/>
-        <w:br w:type="page"/>
-      </w:r>
-    </w:p>
-    <w:p>
-      <w:pPr>
-        <w:rPr>
-          <w:sz w:val="36"/>
-          <w:szCs w:val="36"/>
-        </w:rPr>
-      </w:pPr>
-      <w:r>
-        <w:rPr>
-          <w:sz w:val="36"/>
-          <w:szCs w:val="36"/>
-        </w:rPr>
-        <w:lastRenderedPageBreak/>
-        <w:t xml:space="preserve">An A* search algorithm is used to determine the shortest possible path from the starting point trigger to the target </w:t>
-      </w:r>
-      <w:proofErr w:type="gramStart"/>
-      <w:r>
-        <w:rPr>
-          <w:sz w:val="36"/>
-          <w:szCs w:val="36"/>
-        </w:rPr>
-        <w:t>trigger,</w:t>
-      </w:r>
-      <w:proofErr w:type="gramEnd"/>
-      <w:r>
-        <w:rPr>
-          <w:sz w:val="36"/>
-          <w:szCs w:val="36"/>
-        </w:rPr>
-        <w:t xml:space="preserve"> I will not go into detail as to how the algorithm works as it’s publicly available.</w:t>
+        <w:t>An A* search algorithm is used to determine the shortest possible path from the starting point trigger to the target trigger, I will not go into detail as to how the algorithm works as it’s publicly available.</w:t>
       </w:r>
     </w:p>
     <w:p>
